--- a/docs/waimlap_2026/Abstract_TheInformationalCostOfSpatialPromptsInSAM_AControlledStudyOnPolypSegmentation.docx
+++ b/docs/waimlap_2026/Abstract_TheInformationalCostOfSpatialPromptsInSAM_AControlledStudyOnPolypSegmentation.docx
@@ -28,23 +28,7 @@
           <w:sz w:val="21"/>
           <w:lang w:val="es-PE"/>
         </w:rPr>
-        <w:t>Christian Rosales Ventocilla</w:t>
-      </w:r>
-      <w:r>
-        <w:rPr>
-          <w:b/>
-          <w:sz w:val="21"/>
-          <w:lang w:val="es-PE"/>
-        </w:rPr>
-        <w:t xml:space="preserve">¹, </w:t>
-      </w:r>
-      <w:r>
-        <w:rPr>
-          <w:b/>
-          <w:sz w:val="21"/>
-          <w:lang w:val="es-PE"/>
-        </w:rPr>
-        <w:t>Kevin Alcca Chávez</w:t>
+        <w:t>Christian Rosales Ventocilla¹, Kevin Alcca Chávez</w:t>
       </w:r>
       <w:r>
         <w:rPr>
@@ -61,15 +45,7 @@
           <w:sz w:val="21"/>
           <w:lang w:val="es-PE"/>
         </w:rPr>
-        <w:t xml:space="preserve">, </w:t>
-      </w:r>
-      <w:r>
-        <w:rPr>
-          <w:b/>
-          <w:sz w:val="21"/>
-          <w:lang w:val="es-PE"/>
-        </w:rPr>
-        <w:t>Alessandro San</w:t>
+        <w:t>, Alessandro San</w:t>
       </w:r>
       <w:r>
         <w:rPr>
@@ -126,7 +102,21 @@
           <w:sz w:val="17"/>
         </w:rPr>
         <w:br/>
-        <w:t>Corresponding author: email@</w:t>
+        <w:t xml:space="preserve">Corresponding author: </w:t>
+      </w:r>
+      <w:r>
+        <w:rPr>
+          <w:color w:val="5A5A5A"/>
+          <w:sz w:val="17"/>
+        </w:rPr>
+        <w:t>ssante</w:t>
+      </w:r>
+      <w:r>
+        <w:rPr>
+          <w:color w:val="5A5A5A"/>
+          <w:sz w:val="17"/>
+        </w:rPr>
+        <w:t>@</w:t>
       </w:r>
       <w:r>
         <w:rPr>
@@ -570,7 +560,19 @@
           <w:sz w:val="22"/>
         </w:rPr>
       </w:pPr>
+    </w:p>
+    <w:p>
+      <w:pPr>
+        <w:jc w:val="both"/>
+        <w:rPr>
+          <w:rFonts w:ascii="Aptos" w:hAnsi="Aptos"/>
+          <w:sz w:val="22"/>
+        </w:rPr>
+      </w:pPr>
       <w:r>
+        <w:rPr>
+          <w:noProof/>
+        </w:rPr>
         <w:drawing>
           <wp:inline distT="0" distB="0" distL="0" distR="0" wp14:anchorId="02726B30" wp14:editId="685A8128">
             <wp:extent cx="5759450" cy="1411605"/>
